--- a/results/tables/table08_detection.docx
+++ b/results/tables/table08_detection.docx
@@ -4,7 +4,7 @@
   <w:body>
     <w:p>
       <w:r>
-        <w:t>Table 8. Detection of injected delays on the calibrated pipeline (in-fold calibration, target specificity 0.95; matched anchors, same-hour rule; trailing 7-day windows with &gt;= 4 days of data). Intervals: 95% room-week bootstrap with the calibration held fixed; conditional on this cohort and these rooms, not new farms</w:t>
+        <w:t>Table 8. Detection of injected delays (calibrated detector, target specificity 0.95; matched anchors, same-hour rule; trailing 7-day windows with &gt;= 4 days of data). Both intervals are 95% percentile intervals of one room-week block bootstrap (test weeks resampled within each room, 2,000 resamples, seed 0): in the fixed-calibration interval the thresholds stay frozen at their inner-calibration values; in the calibration-inclusive interval each resample also re-derives every threshold from resampled inner-calibration weeks of the two training rooms. Conditional on this cohort and these rooms</w:t>
       </w:r>
     </w:p>
     <w:tbl>
@@ -14,20 +14,26 @@
         <w:tblLook w:firstColumn="1" w:firstRow="1" w:lastColumn="0" w:lastRow="0" w:noHBand="0" w:noVBand="1" w:val="04A0"/>
       </w:tblPr>
       <w:tblGrid>
-        <w:gridCol w:w="960"/>
-        <w:gridCol w:w="960"/>
-        <w:gridCol w:w="960"/>
-        <w:gridCol w:w="960"/>
-        <w:gridCol w:w="960"/>
-        <w:gridCol w:w="960"/>
-        <w:gridCol w:w="960"/>
-        <w:gridCol w:w="960"/>
-        <w:gridCol w:w="960"/>
+        <w:gridCol w:w="576"/>
+        <w:gridCol w:w="576"/>
+        <w:gridCol w:w="576"/>
+        <w:gridCol w:w="576"/>
+        <w:gridCol w:w="576"/>
+        <w:gridCol w:w="576"/>
+        <w:gridCol w:w="576"/>
+        <w:gridCol w:w="576"/>
+        <w:gridCol w:w="576"/>
+        <w:gridCol w:w="576"/>
+        <w:gridCol w:w="576"/>
+        <w:gridCol w:w="576"/>
+        <w:gridCol w:w="576"/>
+        <w:gridCol w:w="576"/>
+        <w:gridCol w:w="576"/>
       </w:tblGrid>
       <w:tr>
         <w:tc>
           <w:tcPr>
-            <w:tcW w:type="dxa" w:w="960"/>
+            <w:tcW w:type="dxa" w:w="576"/>
           </w:tcPr>
           <w:p>
             <w:r>
@@ -37,7 +43,7 @@
         </w:tc>
         <w:tc>
           <w:tcPr>
-            <w:tcW w:type="dxa" w:w="960"/>
+            <w:tcW w:type="dxa" w:w="576"/>
           </w:tcPr>
           <w:p>
             <w:r>
@@ -47,7 +53,7 @@
         </w:tc>
         <w:tc>
           <w:tcPr>
-            <w:tcW w:type="dxa" w:w="960"/>
+            <w:tcW w:type="dxa" w:w="576"/>
           </w:tcPr>
           <w:p>
             <w:r>
@@ -57,37 +63,97 @@
         </w:tc>
         <w:tc>
           <w:tcPr>
-            <w:tcW w:type="dxa" w:w="960"/>
+            <w:tcW w:type="dxa" w:w="576"/>
           </w:tcPr>
           <w:p>
             <w:r>
-              <w:t>AUC [95% CI]</w:t>
+              <w:t>AUC</w:t>
             </w:r>
           </w:p>
         </w:tc>
         <w:tc>
           <w:tcPr>
-            <w:tcW w:type="dxa" w:w="960"/>
+            <w:tcW w:type="dxa" w:w="576"/>
           </w:tcPr>
           <w:p>
             <w:r>
-              <w:t>sensitivity [95% CI]</w:t>
+              <w:t>AUC [95% CI, fixed calibration]</w:t>
             </w:r>
           </w:p>
         </w:tc>
         <w:tc>
           <w:tcPr>
-            <w:tcW w:type="dxa" w:w="960"/>
+            <w:tcW w:type="dxa" w:w="576"/>
           </w:tcPr>
           <w:p>
             <w:r>
-              <w:t>achieved specificity [95% CI]</w:t>
+              <w:t>AUC [95% CI, calibration-inclusive]</w:t>
             </w:r>
           </w:p>
         </w:tc>
         <w:tc>
           <w:tcPr>
-            <w:tcW w:type="dxa" w:w="960"/>
+            <w:tcW w:type="dxa" w:w="576"/>
+          </w:tcPr>
+          <w:p>
+            <w:r>
+              <w:t>sensitivity</w:t>
+            </w:r>
+          </w:p>
+        </w:tc>
+        <w:tc>
+          <w:tcPr>
+            <w:tcW w:type="dxa" w:w="576"/>
+          </w:tcPr>
+          <w:p>
+            <w:r>
+              <w:t>sensitivity [95% CI, fixed calibration]</w:t>
+            </w:r>
+          </w:p>
+        </w:tc>
+        <w:tc>
+          <w:tcPr>
+            <w:tcW w:type="dxa" w:w="576"/>
+          </w:tcPr>
+          <w:p>
+            <w:r>
+              <w:t>sensitivity [95% CI, calibration-inclusive]</w:t>
+            </w:r>
+          </w:p>
+        </w:tc>
+        <w:tc>
+          <w:tcPr>
+            <w:tcW w:type="dxa" w:w="576"/>
+          </w:tcPr>
+          <w:p>
+            <w:r>
+              <w:t>achieved specificity</w:t>
+            </w:r>
+          </w:p>
+        </w:tc>
+        <w:tc>
+          <w:tcPr>
+            <w:tcW w:type="dxa" w:w="576"/>
+          </w:tcPr>
+          <w:p>
+            <w:r>
+              <w:t>achieved specificity [95% CI, fixed calibration]</w:t>
+            </w:r>
+          </w:p>
+        </w:tc>
+        <w:tc>
+          <w:tcPr>
+            <w:tcW w:type="dxa" w:w="576"/>
+          </w:tcPr>
+          <w:p>
+            <w:r>
+              <w:t>achieved specificity [95% CI, calibration-inclusive]</w:t>
+            </w:r>
+          </w:p>
+        </w:tc>
+        <w:tc>
+          <w:tcPr>
+            <w:tcW w:type="dxa" w:w="576"/>
           </w:tcPr>
           <w:p>
             <w:r>
@@ -97,7 +163,7 @@
         </w:tc>
         <w:tc>
           <w:tcPr>
-            <w:tcW w:type="dxa" w:w="960"/>
+            <w:tcW w:type="dxa" w:w="576"/>
           </w:tcPr>
           <w:p>
             <w:r>
@@ -107,11 +173,11 @@
         </w:tc>
         <w:tc>
           <w:tcPr>
-            <w:tcW w:type="dxa" w:w="960"/>
+            <w:tcW w:type="dxa" w:w="576"/>
           </w:tcPr>
           <w:p>
             <w:r>
-              <w:t>weeks</w:t>
+              <w:t>room-week blocks</w:t>
             </w:r>
           </w:p>
         </w:tc>
@@ -119,7 +185,7 @@
       <w:tr>
         <w:tc>
           <w:tcPr>
-            <w:tcW w:type="dxa" w:w="960"/>
+            <w:tcW w:type="dxa" w:w="576"/>
           </w:tcPr>
           <w:p>
             <w:r>
@@ -129,7 +195,7 @@
         </w:tc>
         <w:tc>
           <w:tcPr>
-            <w:tcW w:type="dxa" w:w="960"/>
+            <w:tcW w:type="dxa" w:w="576"/>
           </w:tcPr>
           <w:p>
             <w:r>
@@ -139,47 +205,107 @@
         </w:tc>
         <w:tc>
           <w:tcPr>
-            <w:tcW w:type="dxa" w:w="960"/>
+            <w:tcW w:type="dxa" w:w="576"/>
           </w:tcPr>
           <w:p>
             <w:r>
-              <w:t>5 d</w:t>
+              <w:t>5</w:t>
             </w:r>
           </w:p>
         </w:tc>
         <w:tc>
           <w:tcPr>
-            <w:tcW w:type="dxa" w:w="960"/>
+            <w:tcW w:type="dxa" w:w="576"/>
           </w:tcPr>
           <w:p>
             <w:r>
-              <w:t>0.944 [0.885, 0.997]</w:t>
+              <w:t>0.944</w:t>
             </w:r>
           </w:p>
         </w:tc>
         <w:tc>
           <w:tcPr>
-            <w:tcW w:type="dxa" w:w="960"/>
+            <w:tcW w:type="dxa" w:w="576"/>
           </w:tcPr>
           <w:p>
             <w:r>
-              <w:t>0.532 [0.356, 0.756]</w:t>
+              <w:t>[0.885, 0.997]</w:t>
             </w:r>
           </w:p>
         </w:tc>
         <w:tc>
           <w:tcPr>
-            <w:tcW w:type="dxa" w:w="960"/>
+            <w:tcW w:type="dxa" w:w="576"/>
           </w:tcPr>
           <w:p>
             <w:r>
-              <w:t>0.872 [0.654, 1.000]</w:t>
+              <w:t>[0.885, 0.997]</w:t>
             </w:r>
           </w:p>
         </w:tc>
         <w:tc>
           <w:tcPr>
-            <w:tcW w:type="dxa" w:w="960"/>
+            <w:tcW w:type="dxa" w:w="576"/>
+          </w:tcPr>
+          <w:p>
+            <w:r>
+              <w:t>0.532</w:t>
+            </w:r>
+          </w:p>
+        </w:tc>
+        <w:tc>
+          <w:tcPr>
+            <w:tcW w:type="dxa" w:w="576"/>
+          </w:tcPr>
+          <w:p>
+            <w:r>
+              <w:t>[0.356, 0.756]</w:t>
+            </w:r>
+          </w:p>
+        </w:tc>
+        <w:tc>
+          <w:tcPr>
+            <w:tcW w:type="dxa" w:w="576"/>
+          </w:tcPr>
+          <w:p>
+            <w:r>
+              <w:t>[0.340, 1.000]</w:t>
+            </w:r>
+          </w:p>
+        </w:tc>
+        <w:tc>
+          <w:tcPr>
+            <w:tcW w:type="dxa" w:w="576"/>
+          </w:tcPr>
+          <w:p>
+            <w:r>
+              <w:t>0.872</w:t>
+            </w:r>
+          </w:p>
+        </w:tc>
+        <w:tc>
+          <w:tcPr>
+            <w:tcW w:type="dxa" w:w="576"/>
+          </w:tcPr>
+          <w:p>
+            <w:r>
+              <w:t>[0.654, 1.000]</w:t>
+            </w:r>
+          </w:p>
+        </w:tc>
+        <w:tc>
+          <w:tcPr>
+            <w:tcW w:type="dxa" w:w="576"/>
+          </w:tcPr>
+          <w:p>
+            <w:r>
+              <w:t>[0.609, 1.000]</w:t>
+            </w:r>
+          </w:p>
+        </w:tc>
+        <w:tc>
+          <w:tcPr>
+            <w:tcW w:type="dxa" w:w="576"/>
           </w:tcPr>
           <w:p>
             <w:r>
@@ -189,7 +315,7 @@
         </w:tc>
         <w:tc>
           <w:tcPr>
-            <w:tcW w:type="dxa" w:w="960"/>
+            <w:tcW w:type="dxa" w:w="576"/>
           </w:tcPr>
           <w:p>
             <w:r>
@@ -199,7 +325,7 @@
         </w:tc>
         <w:tc>
           <w:tcPr>
-            <w:tcW w:type="dxa" w:w="960"/>
+            <w:tcW w:type="dxa" w:w="576"/>
           </w:tcPr>
           <w:p>
             <w:r>
@@ -211,7 +337,7 @@
       <w:tr>
         <w:tc>
           <w:tcPr>
-            <w:tcW w:type="dxa" w:w="960"/>
+            <w:tcW w:type="dxa" w:w="576"/>
           </w:tcPr>
           <w:p>
             <w:r>
@@ -221,7 +347,7 @@
         </w:tc>
         <w:tc>
           <w:tcPr>
-            <w:tcW w:type="dxa" w:w="960"/>
+            <w:tcW w:type="dxa" w:w="576"/>
           </w:tcPr>
           <w:p>
             <w:r>
@@ -231,47 +357,107 @@
         </w:tc>
         <w:tc>
           <w:tcPr>
-            <w:tcW w:type="dxa" w:w="960"/>
+            <w:tcW w:type="dxa" w:w="576"/>
           </w:tcPr>
           <w:p>
             <w:r>
-              <w:t>10 d</w:t>
+              <w:t>10</w:t>
             </w:r>
           </w:p>
         </w:tc>
         <w:tc>
           <w:tcPr>
-            <w:tcW w:type="dxa" w:w="960"/>
+            <w:tcW w:type="dxa" w:w="576"/>
           </w:tcPr>
           <w:p>
             <w:r>
-              <w:t>1.000 [1.000, 1.000]</w:t>
+              <w:t>1.000</w:t>
             </w:r>
           </w:p>
         </w:tc>
         <w:tc>
           <w:tcPr>
-            <w:tcW w:type="dxa" w:w="960"/>
+            <w:tcW w:type="dxa" w:w="576"/>
           </w:tcPr>
           <w:p>
             <w:r>
-              <w:t>1.000 [1.000, 1.000]</w:t>
+              <w:t>[1.000, 1.000]</w:t>
             </w:r>
           </w:p>
         </w:tc>
         <w:tc>
           <w:tcPr>
-            <w:tcW w:type="dxa" w:w="960"/>
+            <w:tcW w:type="dxa" w:w="576"/>
           </w:tcPr>
           <w:p>
             <w:r>
-              <w:t>0.879 [0.708, 1.000]</w:t>
+              <w:t>[1.000, 1.000]</w:t>
             </w:r>
           </w:p>
         </w:tc>
         <w:tc>
           <w:tcPr>
-            <w:tcW w:type="dxa" w:w="960"/>
+            <w:tcW w:type="dxa" w:w="576"/>
+          </w:tcPr>
+          <w:p>
+            <w:r>
+              <w:t>1.000</w:t>
+            </w:r>
+          </w:p>
+        </w:tc>
+        <w:tc>
+          <w:tcPr>
+            <w:tcW w:type="dxa" w:w="576"/>
+          </w:tcPr>
+          <w:p>
+            <w:r>
+              <w:t>[1.000, 1.000]</w:t>
+            </w:r>
+          </w:p>
+        </w:tc>
+        <w:tc>
+          <w:tcPr>
+            <w:tcW w:type="dxa" w:w="576"/>
+          </w:tcPr>
+          <w:p>
+            <w:r>
+              <w:t>[0.500, 1.000]</w:t>
+            </w:r>
+          </w:p>
+        </w:tc>
+        <w:tc>
+          <w:tcPr>
+            <w:tcW w:type="dxa" w:w="576"/>
+          </w:tcPr>
+          <w:p>
+            <w:r>
+              <w:t>0.879</w:t>
+            </w:r>
+          </w:p>
+        </w:tc>
+        <w:tc>
+          <w:tcPr>
+            <w:tcW w:type="dxa" w:w="576"/>
+          </w:tcPr>
+          <w:p>
+            <w:r>
+              <w:t>[0.708, 1.000]</w:t>
+            </w:r>
+          </w:p>
+        </w:tc>
+        <w:tc>
+          <w:tcPr>
+            <w:tcW w:type="dxa" w:w="576"/>
+          </w:tcPr>
+          <w:p>
+            <w:r>
+              <w:t>[0.600, 1.000]</w:t>
+            </w:r>
+          </w:p>
+        </w:tc>
+        <w:tc>
+          <w:tcPr>
+            <w:tcW w:type="dxa" w:w="576"/>
           </w:tcPr>
           <w:p>
             <w:r>
@@ -281,7 +467,7 @@
         </w:tc>
         <w:tc>
           <w:tcPr>
-            <w:tcW w:type="dxa" w:w="960"/>
+            <w:tcW w:type="dxa" w:w="576"/>
           </w:tcPr>
           <w:p>
             <w:r>
@@ -291,7 +477,7 @@
         </w:tc>
         <w:tc>
           <w:tcPr>
-            <w:tcW w:type="dxa" w:w="960"/>
+            <w:tcW w:type="dxa" w:w="576"/>
           </w:tcPr>
           <w:p>
             <w:r>
@@ -303,7 +489,7 @@
       <w:tr>
         <w:tc>
           <w:tcPr>
-            <w:tcW w:type="dxa" w:w="960"/>
+            <w:tcW w:type="dxa" w:w="576"/>
           </w:tcPr>
           <w:p>
             <w:r>
@@ -313,7 +499,7 @@
         </w:tc>
         <w:tc>
           <w:tcPr>
-            <w:tcW w:type="dxa" w:w="960"/>
+            <w:tcW w:type="dxa" w:w="576"/>
           </w:tcPr>
           <w:p>
             <w:r>
@@ -323,47 +509,107 @@
         </w:tc>
         <w:tc>
           <w:tcPr>
-            <w:tcW w:type="dxa" w:w="960"/>
+            <w:tcW w:type="dxa" w:w="576"/>
           </w:tcPr>
           <w:p>
             <w:r>
-              <w:t>15 d</w:t>
+              <w:t>15</w:t>
             </w:r>
           </w:p>
         </w:tc>
         <w:tc>
           <w:tcPr>
-            <w:tcW w:type="dxa" w:w="960"/>
+            <w:tcW w:type="dxa" w:w="576"/>
           </w:tcPr>
           <w:p>
             <w:r>
-              <w:t>1.000 [1.000, 1.000]</w:t>
+              <w:t>1.000</w:t>
             </w:r>
           </w:p>
         </w:tc>
         <w:tc>
           <w:tcPr>
-            <w:tcW w:type="dxa" w:w="960"/>
+            <w:tcW w:type="dxa" w:w="576"/>
           </w:tcPr>
           <w:p>
             <w:r>
-              <w:t>1.000 [1.000, 1.000]</w:t>
+              <w:t>[1.000, 1.000]</w:t>
             </w:r>
           </w:p>
         </w:tc>
         <w:tc>
           <w:tcPr>
-            <w:tcW w:type="dxa" w:w="960"/>
+            <w:tcW w:type="dxa" w:w="576"/>
           </w:tcPr>
           <w:p>
             <w:r>
-              <w:t>1.000 [1.000, 1.000]</w:t>
+              <w:t>[1.000, 1.000]</w:t>
             </w:r>
           </w:p>
         </w:tc>
         <w:tc>
           <w:tcPr>
-            <w:tcW w:type="dxa" w:w="960"/>
+            <w:tcW w:type="dxa" w:w="576"/>
+          </w:tcPr>
+          <w:p>
+            <w:r>
+              <w:t>1.000</w:t>
+            </w:r>
+          </w:p>
+        </w:tc>
+        <w:tc>
+          <w:tcPr>
+            <w:tcW w:type="dxa" w:w="576"/>
+          </w:tcPr>
+          <w:p>
+            <w:r>
+              <w:t>[1.000, 1.000]</w:t>
+            </w:r>
+          </w:p>
+        </w:tc>
+        <w:tc>
+          <w:tcPr>
+            <w:tcW w:type="dxa" w:w="576"/>
+          </w:tcPr>
+          <w:p>
+            <w:r>
+              <w:t>[1.000, 1.000]</w:t>
+            </w:r>
+          </w:p>
+        </w:tc>
+        <w:tc>
+          <w:tcPr>
+            <w:tcW w:type="dxa" w:w="576"/>
+          </w:tcPr>
+          <w:p>
+            <w:r>
+              <w:t>1.000</w:t>
+            </w:r>
+          </w:p>
+        </w:tc>
+        <w:tc>
+          <w:tcPr>
+            <w:tcW w:type="dxa" w:w="576"/>
+          </w:tcPr>
+          <w:p>
+            <w:r>
+              <w:t>[1.000, 1.000]</w:t>
+            </w:r>
+          </w:p>
+        </w:tc>
+        <w:tc>
+          <w:tcPr>
+            <w:tcW w:type="dxa" w:w="576"/>
+          </w:tcPr>
+          <w:p>
+            <w:r>
+              <w:t>[0.667, 1.000]</w:t>
+            </w:r>
+          </w:p>
+        </w:tc>
+        <w:tc>
+          <w:tcPr>
+            <w:tcW w:type="dxa" w:w="576"/>
           </w:tcPr>
           <w:p>
             <w:r>
@@ -373,7 +619,7 @@
         </w:tc>
         <w:tc>
           <w:tcPr>
-            <w:tcW w:type="dxa" w:w="960"/>
+            <w:tcW w:type="dxa" w:w="576"/>
           </w:tcPr>
           <w:p>
             <w:r>
@@ -383,7 +629,7 @@
         </w:tc>
         <w:tc>
           <w:tcPr>
-            <w:tcW w:type="dxa" w:w="960"/>
+            <w:tcW w:type="dxa" w:w="576"/>
           </w:tcPr>
           <w:p>
             <w:r>
@@ -395,7 +641,7 @@
       <w:tr>
         <w:tc>
           <w:tcPr>
-            <w:tcW w:type="dxa" w:w="960"/>
+            <w:tcW w:type="dxa" w:w="576"/>
           </w:tcPr>
           <w:p>
             <w:r>
@@ -405,7 +651,7 @@
         </w:tc>
         <w:tc>
           <w:tcPr>
-            <w:tcW w:type="dxa" w:w="960"/>
+            <w:tcW w:type="dxa" w:w="576"/>
           </w:tcPr>
           <w:p>
             <w:r>
@@ -415,47 +661,107 @@
         </w:tc>
         <w:tc>
           <w:tcPr>
-            <w:tcW w:type="dxa" w:w="960"/>
+            <w:tcW w:type="dxa" w:w="576"/>
           </w:tcPr>
           <w:p>
             <w:r>
-              <w:t>20 d</w:t>
+              <w:t>20</w:t>
             </w:r>
           </w:p>
         </w:tc>
         <w:tc>
           <w:tcPr>
-            <w:tcW w:type="dxa" w:w="960"/>
+            <w:tcW w:type="dxa" w:w="576"/>
           </w:tcPr>
           <w:p>
             <w:r>
-              <w:t>1.000 [1.000, 1.000]</w:t>
+              <w:t>1.000</w:t>
             </w:r>
           </w:p>
         </w:tc>
         <w:tc>
           <w:tcPr>
-            <w:tcW w:type="dxa" w:w="960"/>
+            <w:tcW w:type="dxa" w:w="576"/>
           </w:tcPr>
           <w:p>
             <w:r>
-              <w:t>1.000 [1.000, 1.000]</w:t>
+              <w:t>[1.000, 1.000]</w:t>
             </w:r>
           </w:p>
         </w:tc>
         <w:tc>
           <w:tcPr>
-            <w:tcW w:type="dxa" w:w="960"/>
+            <w:tcW w:type="dxa" w:w="576"/>
           </w:tcPr>
           <w:p>
             <w:r>
-              <w:t>1.000 [1.000, 1.000]</w:t>
+              <w:t>[1.000, 1.000]</w:t>
             </w:r>
           </w:p>
         </w:tc>
         <w:tc>
           <w:tcPr>
-            <w:tcW w:type="dxa" w:w="960"/>
+            <w:tcW w:type="dxa" w:w="576"/>
+          </w:tcPr>
+          <w:p>
+            <w:r>
+              <w:t>1.000</w:t>
+            </w:r>
+          </w:p>
+        </w:tc>
+        <w:tc>
+          <w:tcPr>
+            <w:tcW w:type="dxa" w:w="576"/>
+          </w:tcPr>
+          <w:p>
+            <w:r>
+              <w:t>[1.000, 1.000]</w:t>
+            </w:r>
+          </w:p>
+        </w:tc>
+        <w:tc>
+          <w:tcPr>
+            <w:tcW w:type="dxa" w:w="576"/>
+          </w:tcPr>
+          <w:p>
+            <w:r>
+              <w:t>[1.000, 1.000]</w:t>
+            </w:r>
+          </w:p>
+        </w:tc>
+        <w:tc>
+          <w:tcPr>
+            <w:tcW w:type="dxa" w:w="576"/>
+          </w:tcPr>
+          <w:p>
+            <w:r>
+              <w:t>1.000</w:t>
+            </w:r>
+          </w:p>
+        </w:tc>
+        <w:tc>
+          <w:tcPr>
+            <w:tcW w:type="dxa" w:w="576"/>
+          </w:tcPr>
+          <w:p>
+            <w:r>
+              <w:t>[1.000, 1.000]</w:t>
+            </w:r>
+          </w:p>
+        </w:tc>
+        <w:tc>
+          <w:tcPr>
+            <w:tcW w:type="dxa" w:w="576"/>
+          </w:tcPr>
+          <w:p>
+            <w:r>
+              <w:t>[0.824, 1.000]</w:t>
+            </w:r>
+          </w:p>
+        </w:tc>
+        <w:tc>
+          <w:tcPr>
+            <w:tcW w:type="dxa" w:w="576"/>
           </w:tcPr>
           <w:p>
             <w:r>
@@ -465,7 +771,7 @@
         </w:tc>
         <w:tc>
           <w:tcPr>
-            <w:tcW w:type="dxa" w:w="960"/>
+            <w:tcW w:type="dxa" w:w="576"/>
           </w:tcPr>
           <w:p>
             <w:r>
@@ -475,7 +781,7 @@
         </w:tc>
         <w:tc>
           <w:tcPr>
-            <w:tcW w:type="dxa" w:w="960"/>
+            <w:tcW w:type="dxa" w:w="576"/>
           </w:tcPr>
           <w:p>
             <w:r>
@@ -487,7 +793,7 @@
       <w:tr>
         <w:tc>
           <w:tcPr>
-            <w:tcW w:type="dxa" w:w="960"/>
+            <w:tcW w:type="dxa" w:w="576"/>
           </w:tcPr>
           <w:p>
             <w:r>
@@ -497,7 +803,7 @@
         </w:tc>
         <w:tc>
           <w:tcPr>
-            <w:tcW w:type="dxa" w:w="960"/>
+            <w:tcW w:type="dxa" w:w="576"/>
           </w:tcPr>
           <w:p>
             <w:r>
@@ -507,47 +813,107 @@
         </w:tc>
         <w:tc>
           <w:tcPr>
-            <w:tcW w:type="dxa" w:w="960"/>
+            <w:tcW w:type="dxa" w:w="576"/>
           </w:tcPr>
           <w:p>
             <w:r>
-              <w:t>5 d</w:t>
+              <w:t>5</w:t>
             </w:r>
           </w:p>
         </w:tc>
         <w:tc>
           <w:tcPr>
-            <w:tcW w:type="dxa" w:w="960"/>
+            <w:tcW w:type="dxa" w:w="576"/>
           </w:tcPr>
           <w:p>
             <w:r>
-              <w:t>0.550 [0.514, 0.597]</w:t>
+              <w:t>0.550</w:t>
             </w:r>
           </w:p>
         </w:tc>
         <w:tc>
           <w:tcPr>
-            <w:tcW w:type="dxa" w:w="960"/>
+            <w:tcW w:type="dxa" w:w="576"/>
           </w:tcPr>
           <w:p>
             <w:r>
-              <w:t>0.052 [0.005, 0.119]</w:t>
+              <w:t>[0.514, 0.597]</w:t>
             </w:r>
           </w:p>
         </w:tc>
         <w:tc>
           <w:tcPr>
-            <w:tcW w:type="dxa" w:w="960"/>
+            <w:tcW w:type="dxa" w:w="576"/>
           </w:tcPr>
           <w:p>
             <w:r>
-              <w:t>0.952 [0.885, 1.000]</w:t>
+              <w:t>[0.514, 0.597]</w:t>
             </w:r>
           </w:p>
         </w:tc>
         <w:tc>
           <w:tcPr>
-            <w:tcW w:type="dxa" w:w="960"/>
+            <w:tcW w:type="dxa" w:w="576"/>
+          </w:tcPr>
+          <w:p>
+            <w:r>
+              <w:t>0.052</w:t>
+            </w:r>
+          </w:p>
+        </w:tc>
+        <w:tc>
+          <w:tcPr>
+            <w:tcW w:type="dxa" w:w="576"/>
+          </w:tcPr>
+          <w:p>
+            <w:r>
+              <w:t>[0.005, 0.119]</w:t>
+            </w:r>
+          </w:p>
+        </w:tc>
+        <w:tc>
+          <w:tcPr>
+            <w:tcW w:type="dxa" w:w="576"/>
+          </w:tcPr>
+          <w:p>
+            <w:r>
+              <w:t>[0.005, 0.207]</w:t>
+            </w:r>
+          </w:p>
+        </w:tc>
+        <w:tc>
+          <w:tcPr>
+            <w:tcW w:type="dxa" w:w="576"/>
+          </w:tcPr>
+          <w:p>
+            <w:r>
+              <w:t>0.952</w:t>
+            </w:r>
+          </w:p>
+        </w:tc>
+        <w:tc>
+          <w:tcPr>
+            <w:tcW w:type="dxa" w:w="576"/>
+          </w:tcPr>
+          <w:p>
+            <w:r>
+              <w:t>[0.885, 1.000]</w:t>
+            </w:r>
+          </w:p>
+        </w:tc>
+        <w:tc>
+          <w:tcPr>
+            <w:tcW w:type="dxa" w:w="576"/>
+          </w:tcPr>
+          <w:p>
+            <w:r>
+              <w:t>[0.804, 1.000]</w:t>
+            </w:r>
+          </w:p>
+        </w:tc>
+        <w:tc>
+          <w:tcPr>
+            <w:tcW w:type="dxa" w:w="576"/>
           </w:tcPr>
           <w:p>
             <w:r>
@@ -557,7 +923,7 @@
         </w:tc>
         <w:tc>
           <w:tcPr>
-            <w:tcW w:type="dxa" w:w="960"/>
+            <w:tcW w:type="dxa" w:w="576"/>
           </w:tcPr>
           <w:p>
             <w:r>
@@ -567,7 +933,7 @@
         </w:tc>
         <w:tc>
           <w:tcPr>
-            <w:tcW w:type="dxa" w:w="960"/>
+            <w:tcW w:type="dxa" w:w="576"/>
           </w:tcPr>
           <w:p>
             <w:r>
@@ -579,7 +945,7 @@
       <w:tr>
         <w:tc>
           <w:tcPr>
-            <w:tcW w:type="dxa" w:w="960"/>
+            <w:tcW w:type="dxa" w:w="576"/>
           </w:tcPr>
           <w:p>
             <w:r>
@@ -589,7 +955,7 @@
         </w:tc>
         <w:tc>
           <w:tcPr>
-            <w:tcW w:type="dxa" w:w="960"/>
+            <w:tcW w:type="dxa" w:w="576"/>
           </w:tcPr>
           <w:p>
             <w:r>
@@ -599,47 +965,107 @@
         </w:tc>
         <w:tc>
           <w:tcPr>
-            <w:tcW w:type="dxa" w:w="960"/>
+            <w:tcW w:type="dxa" w:w="576"/>
           </w:tcPr>
           <w:p>
             <w:r>
-              <w:t>10 d</w:t>
+              <w:t>10</w:t>
             </w:r>
           </w:p>
         </w:tc>
         <w:tc>
           <w:tcPr>
-            <w:tcW w:type="dxa" w:w="960"/>
+            <w:tcW w:type="dxa" w:w="576"/>
           </w:tcPr>
           <w:p>
             <w:r>
-              <w:t>0.590 [0.520, 0.666]</w:t>
+              <w:t>0.590</w:t>
             </w:r>
           </w:p>
         </w:tc>
         <w:tc>
           <w:tcPr>
-            <w:tcW w:type="dxa" w:w="960"/>
+            <w:tcW w:type="dxa" w:w="576"/>
           </w:tcPr>
           <w:p>
             <w:r>
-              <w:t>0.116 [0.065, 0.169]</w:t>
+              <w:t>[0.520, 0.666]</w:t>
             </w:r>
           </w:p>
         </w:tc>
         <w:tc>
           <w:tcPr>
-            <w:tcW w:type="dxa" w:w="960"/>
+            <w:tcW w:type="dxa" w:w="576"/>
           </w:tcPr>
           <w:p>
             <w:r>
-              <w:t>0.920 [0.851, 0.980]</w:t>
+              <w:t>[0.520, 0.666]</w:t>
             </w:r>
           </w:p>
         </w:tc>
         <w:tc>
           <w:tcPr>
-            <w:tcW w:type="dxa" w:w="960"/>
+            <w:tcW w:type="dxa" w:w="576"/>
+          </w:tcPr>
+          <w:p>
+            <w:r>
+              <w:t>0.116</w:t>
+            </w:r>
+          </w:p>
+        </w:tc>
+        <w:tc>
+          <w:tcPr>
+            <w:tcW w:type="dxa" w:w="576"/>
+          </w:tcPr>
+          <w:p>
+            <w:r>
+              <w:t>[0.065, 0.169]</w:t>
+            </w:r>
+          </w:p>
+        </w:tc>
+        <w:tc>
+          <w:tcPr>
+            <w:tcW w:type="dxa" w:w="576"/>
+          </w:tcPr>
+          <w:p>
+            <w:r>
+              <w:t>[0.021, 0.235]</w:t>
+            </w:r>
+          </w:p>
+        </w:tc>
+        <w:tc>
+          <w:tcPr>
+            <w:tcW w:type="dxa" w:w="576"/>
+          </w:tcPr>
+          <w:p>
+            <w:r>
+              <w:t>0.920</w:t>
+            </w:r>
+          </w:p>
+        </w:tc>
+        <w:tc>
+          <w:tcPr>
+            <w:tcW w:type="dxa" w:w="576"/>
+          </w:tcPr>
+          <w:p>
+            <w:r>
+              <w:t>[0.851, 0.980]</w:t>
+            </w:r>
+          </w:p>
+        </w:tc>
+        <w:tc>
+          <w:tcPr>
+            <w:tcW w:type="dxa" w:w="576"/>
+          </w:tcPr>
+          <w:p>
+            <w:r>
+              <w:t>[0.761, 0.980]</w:t>
+            </w:r>
+          </w:p>
+        </w:tc>
+        <w:tc>
+          <w:tcPr>
+            <w:tcW w:type="dxa" w:w="576"/>
           </w:tcPr>
           <w:p>
             <w:r>
@@ -649,7 +1075,7 @@
         </w:tc>
         <w:tc>
           <w:tcPr>
-            <w:tcW w:type="dxa" w:w="960"/>
+            <w:tcW w:type="dxa" w:w="576"/>
           </w:tcPr>
           <w:p>
             <w:r>
@@ -659,7 +1085,7 @@
         </w:tc>
         <w:tc>
           <w:tcPr>
-            <w:tcW w:type="dxa" w:w="960"/>
+            <w:tcW w:type="dxa" w:w="576"/>
           </w:tcPr>
           <w:p>
             <w:r>
@@ -671,7 +1097,7 @@
       <w:tr>
         <w:tc>
           <w:tcPr>
-            <w:tcW w:type="dxa" w:w="960"/>
+            <w:tcW w:type="dxa" w:w="576"/>
           </w:tcPr>
           <w:p>
             <w:r>
@@ -681,7 +1107,7 @@
         </w:tc>
         <w:tc>
           <w:tcPr>
-            <w:tcW w:type="dxa" w:w="960"/>
+            <w:tcW w:type="dxa" w:w="576"/>
           </w:tcPr>
           <w:p>
             <w:r>
@@ -691,47 +1117,107 @@
         </w:tc>
         <w:tc>
           <w:tcPr>
-            <w:tcW w:type="dxa" w:w="960"/>
+            <w:tcW w:type="dxa" w:w="576"/>
           </w:tcPr>
           <w:p>
             <w:r>
-              <w:t>15 d</w:t>
+              <w:t>15</w:t>
             </w:r>
           </w:p>
         </w:tc>
         <w:tc>
           <w:tcPr>
-            <w:tcW w:type="dxa" w:w="960"/>
+            <w:tcW w:type="dxa" w:w="576"/>
           </w:tcPr>
           <w:p>
             <w:r>
-              <w:t>0.643 [0.554, 0.739]</w:t>
+              <w:t>0.643</w:t>
             </w:r>
           </w:p>
         </w:tc>
         <w:tc>
           <w:tcPr>
-            <w:tcW w:type="dxa" w:w="960"/>
+            <w:tcW w:type="dxa" w:w="576"/>
           </w:tcPr>
           <w:p>
             <w:r>
-              <w:t>0.172 [0.127, 0.222]</w:t>
+              <w:t>[0.554, 0.739]</w:t>
             </w:r>
           </w:p>
         </w:tc>
         <w:tc>
           <w:tcPr>
-            <w:tcW w:type="dxa" w:w="960"/>
+            <w:tcW w:type="dxa" w:w="576"/>
           </w:tcPr>
           <w:p>
             <w:r>
-              <w:t>0.926 [0.859, 0.985]</w:t>
+              <w:t>[0.554, 0.739]</w:t>
             </w:r>
           </w:p>
         </w:tc>
         <w:tc>
           <w:tcPr>
-            <w:tcW w:type="dxa" w:w="960"/>
+            <w:tcW w:type="dxa" w:w="576"/>
+          </w:tcPr>
+          <w:p>
+            <w:r>
+              <w:t>0.172</w:t>
+            </w:r>
+          </w:p>
+        </w:tc>
+        <w:tc>
+          <w:tcPr>
+            <w:tcW w:type="dxa" w:w="576"/>
+          </w:tcPr>
+          <w:p>
+            <w:r>
+              <w:t>[0.127, 0.222]</w:t>
+            </w:r>
+          </w:p>
+        </w:tc>
+        <w:tc>
+          <w:tcPr>
+            <w:tcW w:type="dxa" w:w="576"/>
+          </w:tcPr>
+          <w:p>
+            <w:r>
+              <w:t>[0.050, 0.254]</w:t>
+            </w:r>
+          </w:p>
+        </w:tc>
+        <w:tc>
+          <w:tcPr>
+            <w:tcW w:type="dxa" w:w="576"/>
+          </w:tcPr>
+          <w:p>
+            <w:r>
+              <w:t>0.926</w:t>
+            </w:r>
+          </w:p>
+        </w:tc>
+        <w:tc>
+          <w:tcPr>
+            <w:tcW w:type="dxa" w:w="576"/>
+          </w:tcPr>
+          <w:p>
+            <w:r>
+              <w:t>[0.859, 0.985]</w:t>
+            </w:r>
+          </w:p>
+        </w:tc>
+        <w:tc>
+          <w:tcPr>
+            <w:tcW w:type="dxa" w:w="576"/>
+          </w:tcPr>
+          <w:p>
+            <w:r>
+              <w:t>[0.781, 0.990]</w:t>
+            </w:r>
+          </w:p>
+        </w:tc>
+        <w:tc>
+          <w:tcPr>
+            <w:tcW w:type="dxa" w:w="576"/>
           </w:tcPr>
           <w:p>
             <w:r>
@@ -741,7 +1227,7 @@
         </w:tc>
         <w:tc>
           <w:tcPr>
-            <w:tcW w:type="dxa" w:w="960"/>
+            <w:tcW w:type="dxa" w:w="576"/>
           </w:tcPr>
           <w:p>
             <w:r>
@@ -751,7 +1237,7 @@
         </w:tc>
         <w:tc>
           <w:tcPr>
-            <w:tcW w:type="dxa" w:w="960"/>
+            <w:tcW w:type="dxa" w:w="576"/>
           </w:tcPr>
           <w:p>
             <w:r>
@@ -763,7 +1249,7 @@
       <w:tr>
         <w:tc>
           <w:tcPr>
-            <w:tcW w:type="dxa" w:w="960"/>
+            <w:tcW w:type="dxa" w:w="576"/>
           </w:tcPr>
           <w:p>
             <w:r>
@@ -773,7 +1259,7 @@
         </w:tc>
         <w:tc>
           <w:tcPr>
-            <w:tcW w:type="dxa" w:w="960"/>
+            <w:tcW w:type="dxa" w:w="576"/>
           </w:tcPr>
           <w:p>
             <w:r>
@@ -783,47 +1269,107 @@
         </w:tc>
         <w:tc>
           <w:tcPr>
-            <w:tcW w:type="dxa" w:w="960"/>
+            <w:tcW w:type="dxa" w:w="576"/>
           </w:tcPr>
           <w:p>
             <w:r>
-              <w:t>20 d</w:t>
+              <w:t>20</w:t>
             </w:r>
           </w:p>
         </w:tc>
         <w:tc>
           <w:tcPr>
-            <w:tcW w:type="dxa" w:w="960"/>
+            <w:tcW w:type="dxa" w:w="576"/>
           </w:tcPr>
           <w:p>
             <w:r>
-              <w:t>0.709 [0.617, 0.808]</w:t>
+              <w:t>0.709</w:t>
             </w:r>
           </w:p>
         </w:tc>
         <w:tc>
           <w:tcPr>
-            <w:tcW w:type="dxa" w:w="960"/>
+            <w:tcW w:type="dxa" w:w="576"/>
           </w:tcPr>
           <w:p>
             <w:r>
-              <w:t>0.158 [0.112, 0.211]</w:t>
+              <w:t>[0.617, 0.808]</w:t>
             </w:r>
           </w:p>
         </w:tc>
         <w:tc>
           <w:tcPr>
-            <w:tcW w:type="dxa" w:w="960"/>
+            <w:tcW w:type="dxa" w:w="576"/>
           </w:tcPr>
           <w:p>
             <w:r>
-              <w:t>0.944 [0.876, 1.000]</w:t>
+              <w:t>[0.617, 0.808]</w:t>
             </w:r>
           </w:p>
         </w:tc>
         <w:tc>
           <w:tcPr>
-            <w:tcW w:type="dxa" w:w="960"/>
+            <w:tcW w:type="dxa" w:w="576"/>
+          </w:tcPr>
+          <w:p>
+            <w:r>
+              <w:t>0.158</w:t>
+            </w:r>
+          </w:p>
+        </w:tc>
+        <w:tc>
+          <w:tcPr>
+            <w:tcW w:type="dxa" w:w="576"/>
+          </w:tcPr>
+          <w:p>
+            <w:r>
+              <w:t>[0.112, 0.211]</w:t>
+            </w:r>
+          </w:p>
+        </w:tc>
+        <w:tc>
+          <w:tcPr>
+            <w:tcW w:type="dxa" w:w="576"/>
+          </w:tcPr>
+          <w:p>
+            <w:r>
+              <w:t>[0.104, 0.413]</w:t>
+            </w:r>
+          </w:p>
+        </w:tc>
+        <w:tc>
+          <w:tcPr>
+            <w:tcW w:type="dxa" w:w="576"/>
+          </w:tcPr>
+          <w:p>
+            <w:r>
+              <w:t>0.944</w:t>
+            </w:r>
+          </w:p>
+        </w:tc>
+        <w:tc>
+          <w:tcPr>
+            <w:tcW w:type="dxa" w:w="576"/>
+          </w:tcPr>
+          <w:p>
+            <w:r>
+              <w:t>[0.876, 1.000]</w:t>
+            </w:r>
+          </w:p>
+        </w:tc>
+        <w:tc>
+          <w:tcPr>
+            <w:tcW w:type="dxa" w:w="576"/>
+          </w:tcPr>
+          <w:p>
+            <w:r>
+              <w:t>[0.754, 0.991]</w:t>
+            </w:r>
+          </w:p>
+        </w:tc>
+        <w:tc>
+          <w:tcPr>
+            <w:tcW w:type="dxa" w:w="576"/>
           </w:tcPr>
           <w:p>
             <w:r>
@@ -833,7 +1379,7 @@
         </w:tc>
         <w:tc>
           <w:tcPr>
-            <w:tcW w:type="dxa" w:w="960"/>
+            <w:tcW w:type="dxa" w:w="576"/>
           </w:tcPr>
           <w:p>
             <w:r>
@@ -843,7 +1389,7 @@
         </w:tc>
         <w:tc>
           <w:tcPr>
-            <w:tcW w:type="dxa" w:w="960"/>
+            <w:tcW w:type="dxa" w:w="576"/>
           </w:tcPr>
           <w:p>
             <w:r>
@@ -855,7 +1401,7 @@
       <w:tr>
         <w:tc>
           <w:tcPr>
-            <w:tcW w:type="dxa" w:w="960"/>
+            <w:tcW w:type="dxa" w:w="576"/>
           </w:tcPr>
           <w:p>
             <w:r>
@@ -865,7 +1411,7 @@
         </w:tc>
         <w:tc>
           <w:tcPr>
-            <w:tcW w:type="dxa" w:w="960"/>
+            <w:tcW w:type="dxa" w:w="576"/>
           </w:tcPr>
           <w:p>
             <w:r>
@@ -875,47 +1421,107 @@
         </w:tc>
         <w:tc>
           <w:tcPr>
-            <w:tcW w:type="dxa" w:w="960"/>
+            <w:tcW w:type="dxa" w:w="576"/>
           </w:tcPr>
           <w:p>
             <w:r>
-              <w:t>5 d</w:t>
+              <w:t>5</w:t>
             </w:r>
           </w:p>
         </w:tc>
         <w:tc>
           <w:tcPr>
-            <w:tcW w:type="dxa" w:w="960"/>
+            <w:tcW w:type="dxa" w:w="576"/>
           </w:tcPr>
           <w:p>
             <w:r>
-              <w:t>0.943 [0.879, 0.994]</w:t>
+              <w:t>0.943</w:t>
             </w:r>
           </w:p>
         </w:tc>
         <w:tc>
           <w:tcPr>
-            <w:tcW w:type="dxa" w:w="960"/>
+            <w:tcW w:type="dxa" w:w="576"/>
           </w:tcPr>
           <w:p>
             <w:r>
-              <w:t>0.489 [0.315, 0.686]</w:t>
+              <w:t>[0.879, 0.994]</w:t>
             </w:r>
           </w:p>
         </w:tc>
         <w:tc>
           <w:tcPr>
-            <w:tcW w:type="dxa" w:w="960"/>
+            <w:tcW w:type="dxa" w:w="576"/>
           </w:tcPr>
           <w:p>
             <w:r>
-              <w:t>0.872 [0.647, 1.000]</w:t>
+              <w:t>[0.879, 0.994]</w:t>
             </w:r>
           </w:p>
         </w:tc>
         <w:tc>
           <w:tcPr>
-            <w:tcW w:type="dxa" w:w="960"/>
+            <w:tcW w:type="dxa" w:w="576"/>
+          </w:tcPr>
+          <w:p>
+            <w:r>
+              <w:t>0.489</w:t>
+            </w:r>
+          </w:p>
+        </w:tc>
+        <w:tc>
+          <w:tcPr>
+            <w:tcW w:type="dxa" w:w="576"/>
+          </w:tcPr>
+          <w:p>
+            <w:r>
+              <w:t>[0.315, 0.686]</w:t>
+            </w:r>
+          </w:p>
+        </w:tc>
+        <w:tc>
+          <w:tcPr>
+            <w:tcW w:type="dxa" w:w="576"/>
+          </w:tcPr>
+          <w:p>
+            <w:r>
+              <w:t>[0.318, 1.000]</w:t>
+            </w:r>
+          </w:p>
+        </w:tc>
+        <w:tc>
+          <w:tcPr>
+            <w:tcW w:type="dxa" w:w="576"/>
+          </w:tcPr>
+          <w:p>
+            <w:r>
+              <w:t>0.872</w:t>
+            </w:r>
+          </w:p>
+        </w:tc>
+        <w:tc>
+          <w:tcPr>
+            <w:tcW w:type="dxa" w:w="576"/>
+          </w:tcPr>
+          <w:p>
+            <w:r>
+              <w:t>[0.647, 1.000]</w:t>
+            </w:r>
+          </w:p>
+        </w:tc>
+        <w:tc>
+          <w:tcPr>
+            <w:tcW w:type="dxa" w:w="576"/>
+          </w:tcPr>
+          <w:p>
+            <w:r>
+              <w:t>[0.605, 1.000]</w:t>
+            </w:r>
+          </w:p>
+        </w:tc>
+        <w:tc>
+          <w:tcPr>
+            <w:tcW w:type="dxa" w:w="576"/>
           </w:tcPr>
           <w:p>
             <w:r>
@@ -925,7 +1531,7 @@
         </w:tc>
         <w:tc>
           <w:tcPr>
-            <w:tcW w:type="dxa" w:w="960"/>
+            <w:tcW w:type="dxa" w:w="576"/>
           </w:tcPr>
           <w:p>
             <w:r>
@@ -935,7 +1541,7 @@
         </w:tc>
         <w:tc>
           <w:tcPr>
-            <w:tcW w:type="dxa" w:w="960"/>
+            <w:tcW w:type="dxa" w:w="576"/>
           </w:tcPr>
           <w:p>
             <w:r>
@@ -947,7 +1553,7 @@
       <w:tr>
         <w:tc>
           <w:tcPr>
-            <w:tcW w:type="dxa" w:w="960"/>
+            <w:tcW w:type="dxa" w:w="576"/>
           </w:tcPr>
           <w:p>
             <w:r>
@@ -957,7 +1563,7 @@
         </w:tc>
         <w:tc>
           <w:tcPr>
-            <w:tcW w:type="dxa" w:w="960"/>
+            <w:tcW w:type="dxa" w:w="576"/>
           </w:tcPr>
           <w:p>
             <w:r>
@@ -967,47 +1573,107 @@
         </w:tc>
         <w:tc>
           <w:tcPr>
-            <w:tcW w:type="dxa" w:w="960"/>
+            <w:tcW w:type="dxa" w:w="576"/>
           </w:tcPr>
           <w:p>
             <w:r>
-              <w:t>10 d</w:t>
+              <w:t>10</w:t>
             </w:r>
           </w:p>
         </w:tc>
         <w:tc>
           <w:tcPr>
-            <w:tcW w:type="dxa" w:w="960"/>
+            <w:tcW w:type="dxa" w:w="576"/>
           </w:tcPr>
           <w:p>
             <w:r>
-              <w:t>1.000 [1.000, 1.000]</w:t>
+              <w:t>1.000</w:t>
             </w:r>
           </w:p>
         </w:tc>
         <w:tc>
           <w:tcPr>
-            <w:tcW w:type="dxa" w:w="960"/>
+            <w:tcW w:type="dxa" w:w="576"/>
           </w:tcPr>
           <w:p>
             <w:r>
-              <w:t>0.939 [0.800, 1.000]</w:t>
+              <w:t>[1.000, 1.000]</w:t>
             </w:r>
           </w:p>
         </w:tc>
         <w:tc>
           <w:tcPr>
-            <w:tcW w:type="dxa" w:w="960"/>
+            <w:tcW w:type="dxa" w:w="576"/>
           </w:tcPr>
           <w:p>
             <w:r>
-              <w:t>0.879 [0.710, 1.000]</w:t>
+              <w:t>[1.000, 1.000]</w:t>
             </w:r>
           </w:p>
         </w:tc>
         <w:tc>
           <w:tcPr>
-            <w:tcW w:type="dxa" w:w="960"/>
+            <w:tcW w:type="dxa" w:w="576"/>
+          </w:tcPr>
+          <w:p>
+            <w:r>
+              <w:t>0.939</w:t>
+            </w:r>
+          </w:p>
+        </w:tc>
+        <w:tc>
+          <w:tcPr>
+            <w:tcW w:type="dxa" w:w="576"/>
+          </w:tcPr>
+          <w:p>
+            <w:r>
+              <w:t>[0.800, 1.000]</w:t>
+            </w:r>
+          </w:p>
+        </w:tc>
+        <w:tc>
+          <w:tcPr>
+            <w:tcW w:type="dxa" w:w="576"/>
+          </w:tcPr>
+          <w:p>
+            <w:r>
+              <w:t>[0.350, 1.000]</w:t>
+            </w:r>
+          </w:p>
+        </w:tc>
+        <w:tc>
+          <w:tcPr>
+            <w:tcW w:type="dxa" w:w="576"/>
+          </w:tcPr>
+          <w:p>
+            <w:r>
+              <w:t>0.879</w:t>
+            </w:r>
+          </w:p>
+        </w:tc>
+        <w:tc>
+          <w:tcPr>
+            <w:tcW w:type="dxa" w:w="576"/>
+          </w:tcPr>
+          <w:p>
+            <w:r>
+              <w:t>[0.710, 1.000]</w:t>
+            </w:r>
+          </w:p>
+        </w:tc>
+        <w:tc>
+          <w:tcPr>
+            <w:tcW w:type="dxa" w:w="576"/>
+          </w:tcPr>
+          <w:p>
+            <w:r>
+              <w:t>[0.621, 1.000]</w:t>
+            </w:r>
+          </w:p>
+        </w:tc>
+        <w:tc>
+          <w:tcPr>
+            <w:tcW w:type="dxa" w:w="576"/>
           </w:tcPr>
           <w:p>
             <w:r>
@@ -1017,7 +1683,7 @@
         </w:tc>
         <w:tc>
           <w:tcPr>
-            <w:tcW w:type="dxa" w:w="960"/>
+            <w:tcW w:type="dxa" w:w="576"/>
           </w:tcPr>
           <w:p>
             <w:r>
@@ -1027,7 +1693,7 @@
         </w:tc>
         <w:tc>
           <w:tcPr>
-            <w:tcW w:type="dxa" w:w="960"/>
+            <w:tcW w:type="dxa" w:w="576"/>
           </w:tcPr>
           <w:p>
             <w:r>
@@ -1039,7 +1705,7 @@
       <w:tr>
         <w:tc>
           <w:tcPr>
-            <w:tcW w:type="dxa" w:w="960"/>
+            <w:tcW w:type="dxa" w:w="576"/>
           </w:tcPr>
           <w:p>
             <w:r>
@@ -1049,7 +1715,7 @@
         </w:tc>
         <w:tc>
           <w:tcPr>
-            <w:tcW w:type="dxa" w:w="960"/>
+            <w:tcW w:type="dxa" w:w="576"/>
           </w:tcPr>
           <w:p>
             <w:r>
@@ -1059,47 +1725,107 @@
         </w:tc>
         <w:tc>
           <w:tcPr>
-            <w:tcW w:type="dxa" w:w="960"/>
+            <w:tcW w:type="dxa" w:w="576"/>
           </w:tcPr>
           <w:p>
             <w:r>
-              <w:t>15 d</w:t>
+              <w:t>15</w:t>
             </w:r>
           </w:p>
         </w:tc>
         <w:tc>
           <w:tcPr>
-            <w:tcW w:type="dxa" w:w="960"/>
+            <w:tcW w:type="dxa" w:w="576"/>
           </w:tcPr>
           <w:p>
             <w:r>
-              <w:t>1.000 [1.000, 1.000]</w:t>
+              <w:t>1.000</w:t>
             </w:r>
           </w:p>
         </w:tc>
         <w:tc>
           <w:tcPr>
-            <w:tcW w:type="dxa" w:w="960"/>
+            <w:tcW w:type="dxa" w:w="576"/>
           </w:tcPr>
           <w:p>
             <w:r>
-              <w:t>1.000 [1.000, 1.000]</w:t>
+              <w:t>[1.000, 1.000]</w:t>
             </w:r>
           </w:p>
         </w:tc>
         <w:tc>
           <w:tcPr>
-            <w:tcW w:type="dxa" w:w="960"/>
+            <w:tcW w:type="dxa" w:w="576"/>
           </w:tcPr>
           <w:p>
             <w:r>
-              <w:t>1.000 [1.000, 1.000]</w:t>
+              <w:t>[1.000, 1.000]</w:t>
             </w:r>
           </w:p>
         </w:tc>
         <w:tc>
           <w:tcPr>
-            <w:tcW w:type="dxa" w:w="960"/>
+            <w:tcW w:type="dxa" w:w="576"/>
+          </w:tcPr>
+          <w:p>
+            <w:r>
+              <w:t>1.000</w:t>
+            </w:r>
+          </w:p>
+        </w:tc>
+        <w:tc>
+          <w:tcPr>
+            <w:tcW w:type="dxa" w:w="576"/>
+          </w:tcPr>
+          <w:p>
+            <w:r>
+              <w:t>[1.000, 1.000]</w:t>
+            </w:r>
+          </w:p>
+        </w:tc>
+        <w:tc>
+          <w:tcPr>
+            <w:tcW w:type="dxa" w:w="576"/>
+          </w:tcPr>
+          <w:p>
+            <w:r>
+              <w:t>[1.000, 1.000]</w:t>
+            </w:r>
+          </w:p>
+        </w:tc>
+        <w:tc>
+          <w:tcPr>
+            <w:tcW w:type="dxa" w:w="576"/>
+          </w:tcPr>
+          <w:p>
+            <w:r>
+              <w:t>1.000</w:t>
+            </w:r>
+          </w:p>
+        </w:tc>
+        <w:tc>
+          <w:tcPr>
+            <w:tcW w:type="dxa" w:w="576"/>
+          </w:tcPr>
+          <w:p>
+            <w:r>
+              <w:t>[1.000, 1.000]</w:t>
+            </w:r>
+          </w:p>
+        </w:tc>
+        <w:tc>
+          <w:tcPr>
+            <w:tcW w:type="dxa" w:w="576"/>
+          </w:tcPr>
+          <w:p>
+            <w:r>
+              <w:t>[0.619, 1.000]</w:t>
+            </w:r>
+          </w:p>
+        </w:tc>
+        <w:tc>
+          <w:tcPr>
+            <w:tcW w:type="dxa" w:w="576"/>
           </w:tcPr>
           <w:p>
             <w:r>
@@ -1109,7 +1835,7 @@
         </w:tc>
         <w:tc>
           <w:tcPr>
-            <w:tcW w:type="dxa" w:w="960"/>
+            <w:tcW w:type="dxa" w:w="576"/>
           </w:tcPr>
           <w:p>
             <w:r>
@@ -1119,7 +1845,7 @@
         </w:tc>
         <w:tc>
           <w:tcPr>
-            <w:tcW w:type="dxa" w:w="960"/>
+            <w:tcW w:type="dxa" w:w="576"/>
           </w:tcPr>
           <w:p>
             <w:r>
@@ -1131,7 +1857,7 @@
       <w:tr>
         <w:tc>
           <w:tcPr>
-            <w:tcW w:type="dxa" w:w="960"/>
+            <w:tcW w:type="dxa" w:w="576"/>
           </w:tcPr>
           <w:p>
             <w:r>
@@ -1141,7 +1867,7 @@
         </w:tc>
         <w:tc>
           <w:tcPr>
-            <w:tcW w:type="dxa" w:w="960"/>
+            <w:tcW w:type="dxa" w:w="576"/>
           </w:tcPr>
           <w:p>
             <w:r>
@@ -1151,47 +1877,107 @@
         </w:tc>
         <w:tc>
           <w:tcPr>
-            <w:tcW w:type="dxa" w:w="960"/>
+            <w:tcW w:type="dxa" w:w="576"/>
           </w:tcPr>
           <w:p>
             <w:r>
-              <w:t>20 d</w:t>
+              <w:t>20</w:t>
             </w:r>
           </w:p>
         </w:tc>
         <w:tc>
           <w:tcPr>
-            <w:tcW w:type="dxa" w:w="960"/>
+            <w:tcW w:type="dxa" w:w="576"/>
           </w:tcPr>
           <w:p>
             <w:r>
-              <w:t>1.000 [1.000, 1.000]</w:t>
+              <w:t>1.000</w:t>
             </w:r>
           </w:p>
         </w:tc>
         <w:tc>
           <w:tcPr>
-            <w:tcW w:type="dxa" w:w="960"/>
+            <w:tcW w:type="dxa" w:w="576"/>
           </w:tcPr>
           <w:p>
             <w:r>
-              <w:t>1.000 [1.000, 1.000]</w:t>
+              <w:t>[1.000, 1.000]</w:t>
             </w:r>
           </w:p>
         </w:tc>
         <w:tc>
           <w:tcPr>
-            <w:tcW w:type="dxa" w:w="960"/>
+            <w:tcW w:type="dxa" w:w="576"/>
           </w:tcPr>
           <w:p>
             <w:r>
-              <w:t>1.000 [1.000, 1.000]</w:t>
+              <w:t>[1.000, 1.000]</w:t>
             </w:r>
           </w:p>
         </w:tc>
         <w:tc>
           <w:tcPr>
-            <w:tcW w:type="dxa" w:w="960"/>
+            <w:tcW w:type="dxa" w:w="576"/>
+          </w:tcPr>
+          <w:p>
+            <w:r>
+              <w:t>1.000</w:t>
+            </w:r>
+          </w:p>
+        </w:tc>
+        <w:tc>
+          <w:tcPr>
+            <w:tcW w:type="dxa" w:w="576"/>
+          </w:tcPr>
+          <w:p>
+            <w:r>
+              <w:t>[1.000, 1.000]</w:t>
+            </w:r>
+          </w:p>
+        </w:tc>
+        <w:tc>
+          <w:tcPr>
+            <w:tcW w:type="dxa" w:w="576"/>
+          </w:tcPr>
+          <w:p>
+            <w:r>
+              <w:t>[1.000, 1.000]</w:t>
+            </w:r>
+          </w:p>
+        </w:tc>
+        <w:tc>
+          <w:tcPr>
+            <w:tcW w:type="dxa" w:w="576"/>
+          </w:tcPr>
+          <w:p>
+            <w:r>
+              <w:t>1.000</w:t>
+            </w:r>
+          </w:p>
+        </w:tc>
+        <w:tc>
+          <w:tcPr>
+            <w:tcW w:type="dxa" w:w="576"/>
+          </w:tcPr>
+          <w:p>
+            <w:r>
+              <w:t>[1.000, 1.000]</w:t>
+            </w:r>
+          </w:p>
+        </w:tc>
+        <w:tc>
+          <w:tcPr>
+            <w:tcW w:type="dxa" w:w="576"/>
+          </w:tcPr>
+          <w:p>
+            <w:r>
+              <w:t>[0.824, 1.000]</w:t>
+            </w:r>
+          </w:p>
+        </w:tc>
+        <w:tc>
+          <w:tcPr>
+            <w:tcW w:type="dxa" w:w="576"/>
           </w:tcPr>
           <w:p>
             <w:r>
@@ -1201,7 +1987,7 @@
         </w:tc>
         <w:tc>
           <w:tcPr>
-            <w:tcW w:type="dxa" w:w="960"/>
+            <w:tcW w:type="dxa" w:w="576"/>
           </w:tcPr>
           <w:p>
             <w:r>
@@ -1211,7 +1997,7 @@
         </w:tc>
         <w:tc>
           <w:tcPr>
-            <w:tcW w:type="dxa" w:w="960"/>
+            <w:tcW w:type="dxa" w:w="576"/>
           </w:tcPr>
           <w:p>
             <w:r>
@@ -1223,7 +2009,7 @@
       <w:tr>
         <w:tc>
           <w:tcPr>
-            <w:tcW w:type="dxa" w:w="960"/>
+            <w:tcW w:type="dxa" w:w="576"/>
           </w:tcPr>
           <w:p>
             <w:r>
@@ -1233,7 +2019,7 @@
         </w:tc>
         <w:tc>
           <w:tcPr>
-            <w:tcW w:type="dxa" w:w="960"/>
+            <w:tcW w:type="dxa" w:w="576"/>
           </w:tcPr>
           <w:p>
             <w:r>
@@ -1243,47 +2029,107 @@
         </w:tc>
         <w:tc>
           <w:tcPr>
-            <w:tcW w:type="dxa" w:w="960"/>
+            <w:tcW w:type="dxa" w:w="576"/>
           </w:tcPr>
           <w:p>
             <w:r>
-              <w:t>5 d</w:t>
+              <w:t>5</w:t>
             </w:r>
           </w:p>
         </w:tc>
         <w:tc>
           <w:tcPr>
-            <w:tcW w:type="dxa" w:w="960"/>
+            <w:tcW w:type="dxa" w:w="576"/>
           </w:tcPr>
           <w:p>
             <w:r>
-              <w:t>0.533 [0.496, 0.579]</w:t>
+              <w:t>0.533</w:t>
             </w:r>
           </w:p>
         </w:tc>
         <w:tc>
           <w:tcPr>
-            <w:tcW w:type="dxa" w:w="960"/>
+            <w:tcW w:type="dxa" w:w="576"/>
           </w:tcPr>
           <w:p>
             <w:r>
-              <w:t>0.081 [0.015, 0.155]</w:t>
+              <w:t>[0.496, 0.579]</w:t>
             </w:r>
           </w:p>
         </w:tc>
         <w:tc>
           <w:tcPr>
-            <w:tcW w:type="dxa" w:w="960"/>
+            <w:tcW w:type="dxa" w:w="576"/>
           </w:tcPr>
           <w:p>
             <w:r>
-              <w:t>0.952 [0.884, 1.000]</w:t>
+              <w:t>[0.496, 0.579]</w:t>
             </w:r>
           </w:p>
         </w:tc>
         <w:tc>
           <w:tcPr>
-            <w:tcW w:type="dxa" w:w="960"/>
+            <w:tcW w:type="dxa" w:w="576"/>
+          </w:tcPr>
+          <w:p>
+            <w:r>
+              <w:t>0.081</w:t>
+            </w:r>
+          </w:p>
+        </w:tc>
+        <w:tc>
+          <w:tcPr>
+            <w:tcW w:type="dxa" w:w="576"/>
+          </w:tcPr>
+          <w:p>
+            <w:r>
+              <w:t>[0.015, 0.155]</w:t>
+            </w:r>
+          </w:p>
+        </w:tc>
+        <w:tc>
+          <w:tcPr>
+            <w:tcW w:type="dxa" w:w="576"/>
+          </w:tcPr>
+          <w:p>
+            <w:r>
+              <w:t>[0.009, 0.211]</w:t>
+            </w:r>
+          </w:p>
+        </w:tc>
+        <w:tc>
+          <w:tcPr>
+            <w:tcW w:type="dxa" w:w="576"/>
+          </w:tcPr>
+          <w:p>
+            <w:r>
+              <w:t>0.952</w:t>
+            </w:r>
+          </w:p>
+        </w:tc>
+        <w:tc>
+          <w:tcPr>
+            <w:tcW w:type="dxa" w:w="576"/>
+          </w:tcPr>
+          <w:p>
+            <w:r>
+              <w:t>[0.884, 1.000]</w:t>
+            </w:r>
+          </w:p>
+        </w:tc>
+        <w:tc>
+          <w:tcPr>
+            <w:tcW w:type="dxa" w:w="576"/>
+          </w:tcPr>
+          <w:p>
+            <w:r>
+              <w:t>[0.801, 1.000]</w:t>
+            </w:r>
+          </w:p>
+        </w:tc>
+        <w:tc>
+          <w:tcPr>
+            <w:tcW w:type="dxa" w:w="576"/>
           </w:tcPr>
           <w:p>
             <w:r>
@@ -1293,7 +2139,7 @@
         </w:tc>
         <w:tc>
           <w:tcPr>
-            <w:tcW w:type="dxa" w:w="960"/>
+            <w:tcW w:type="dxa" w:w="576"/>
           </w:tcPr>
           <w:p>
             <w:r>
@@ -1303,7 +2149,7 @@
         </w:tc>
         <w:tc>
           <w:tcPr>
-            <w:tcW w:type="dxa" w:w="960"/>
+            <w:tcW w:type="dxa" w:w="576"/>
           </w:tcPr>
           <w:p>
             <w:r>
@@ -1315,7 +2161,7 @@
       <w:tr>
         <w:tc>
           <w:tcPr>
-            <w:tcW w:type="dxa" w:w="960"/>
+            <w:tcW w:type="dxa" w:w="576"/>
           </w:tcPr>
           <w:p>
             <w:r>
@@ -1325,7 +2171,7 @@
         </w:tc>
         <w:tc>
           <w:tcPr>
-            <w:tcW w:type="dxa" w:w="960"/>
+            <w:tcW w:type="dxa" w:w="576"/>
           </w:tcPr>
           <w:p>
             <w:r>
@@ -1335,47 +2181,107 @@
         </w:tc>
         <w:tc>
           <w:tcPr>
-            <w:tcW w:type="dxa" w:w="960"/>
+            <w:tcW w:type="dxa" w:w="576"/>
           </w:tcPr>
           <w:p>
             <w:r>
-              <w:t>10 d</w:t>
+              <w:t>10</w:t>
             </w:r>
           </w:p>
         </w:tc>
         <w:tc>
           <w:tcPr>
-            <w:tcW w:type="dxa" w:w="960"/>
+            <w:tcW w:type="dxa" w:w="576"/>
           </w:tcPr>
           <w:p>
             <w:r>
-              <w:t>0.574 [0.509, 0.648]</w:t>
+              <w:t>0.574</w:t>
             </w:r>
           </w:p>
         </w:tc>
         <w:tc>
           <w:tcPr>
-            <w:tcW w:type="dxa" w:w="960"/>
+            <w:tcW w:type="dxa" w:w="576"/>
           </w:tcPr>
           <w:p>
             <w:r>
-              <w:t>0.121 [0.065, 0.179]</w:t>
+              <w:t>[0.509, 0.648]</w:t>
             </w:r>
           </w:p>
         </w:tc>
         <w:tc>
           <w:tcPr>
-            <w:tcW w:type="dxa" w:w="960"/>
+            <w:tcW w:type="dxa" w:w="576"/>
           </w:tcPr>
           <w:p>
             <w:r>
-              <w:t>0.920 [0.853, 0.979]</w:t>
+              <w:t>[0.509, 0.648]</w:t>
             </w:r>
           </w:p>
         </w:tc>
         <w:tc>
           <w:tcPr>
-            <w:tcW w:type="dxa" w:w="960"/>
+            <w:tcW w:type="dxa" w:w="576"/>
+          </w:tcPr>
+          <w:p>
+            <w:r>
+              <w:t>0.121</w:t>
+            </w:r>
+          </w:p>
+        </w:tc>
+        <w:tc>
+          <w:tcPr>
+            <w:tcW w:type="dxa" w:w="576"/>
+          </w:tcPr>
+          <w:p>
+            <w:r>
+              <w:t>[0.065, 0.179]</w:t>
+            </w:r>
+          </w:p>
+        </w:tc>
+        <w:tc>
+          <w:tcPr>
+            <w:tcW w:type="dxa" w:w="576"/>
+          </w:tcPr>
+          <w:p>
+            <w:r>
+              <w:t>[0.050, 0.234]</w:t>
+            </w:r>
+          </w:p>
+        </w:tc>
+        <w:tc>
+          <w:tcPr>
+            <w:tcW w:type="dxa" w:w="576"/>
+          </w:tcPr>
+          <w:p>
+            <w:r>
+              <w:t>0.920</w:t>
+            </w:r>
+          </w:p>
+        </w:tc>
+        <w:tc>
+          <w:tcPr>
+            <w:tcW w:type="dxa" w:w="576"/>
+          </w:tcPr>
+          <w:p>
+            <w:r>
+              <w:t>[0.853, 0.979]</w:t>
+            </w:r>
+          </w:p>
+        </w:tc>
+        <w:tc>
+          <w:tcPr>
+            <w:tcW w:type="dxa" w:w="576"/>
+          </w:tcPr>
+          <w:p>
+            <w:r>
+              <w:t>[0.754, 0.980]</w:t>
+            </w:r>
+          </w:p>
+        </w:tc>
+        <w:tc>
+          <w:tcPr>
+            <w:tcW w:type="dxa" w:w="576"/>
           </w:tcPr>
           <w:p>
             <w:r>
@@ -1385,7 +2291,7 @@
         </w:tc>
         <w:tc>
           <w:tcPr>
-            <w:tcW w:type="dxa" w:w="960"/>
+            <w:tcW w:type="dxa" w:w="576"/>
           </w:tcPr>
           <w:p>
             <w:r>
@@ -1395,7 +2301,7 @@
         </w:tc>
         <w:tc>
           <w:tcPr>
-            <w:tcW w:type="dxa" w:w="960"/>
+            <w:tcW w:type="dxa" w:w="576"/>
           </w:tcPr>
           <w:p>
             <w:r>
@@ -1407,7 +2313,7 @@
       <w:tr>
         <w:tc>
           <w:tcPr>
-            <w:tcW w:type="dxa" w:w="960"/>
+            <w:tcW w:type="dxa" w:w="576"/>
           </w:tcPr>
           <w:p>
             <w:r>
@@ -1417,7 +2323,7 @@
         </w:tc>
         <w:tc>
           <w:tcPr>
-            <w:tcW w:type="dxa" w:w="960"/>
+            <w:tcW w:type="dxa" w:w="576"/>
           </w:tcPr>
           <w:p>
             <w:r>
@@ -1427,47 +2333,107 @@
         </w:tc>
         <w:tc>
           <w:tcPr>
-            <w:tcW w:type="dxa" w:w="960"/>
+            <w:tcW w:type="dxa" w:w="576"/>
           </w:tcPr>
           <w:p>
             <w:r>
-              <w:t>15 d</w:t>
+              <w:t>15</w:t>
             </w:r>
           </w:p>
         </w:tc>
         <w:tc>
           <w:tcPr>
-            <w:tcW w:type="dxa" w:w="960"/>
+            <w:tcW w:type="dxa" w:w="576"/>
           </w:tcPr>
           <w:p>
             <w:r>
-              <w:t>0.622 [0.539, 0.707]</w:t>
+              <w:t>0.622</w:t>
             </w:r>
           </w:p>
         </w:tc>
         <w:tc>
           <w:tcPr>
-            <w:tcW w:type="dxa" w:w="960"/>
+            <w:tcW w:type="dxa" w:w="576"/>
           </w:tcPr>
           <w:p>
             <w:r>
-              <w:t>0.191 [0.134, 0.243]</w:t>
+              <w:t>[0.539, 0.707]</w:t>
             </w:r>
           </w:p>
         </w:tc>
         <w:tc>
           <w:tcPr>
-            <w:tcW w:type="dxa" w:w="960"/>
+            <w:tcW w:type="dxa" w:w="576"/>
           </w:tcPr>
           <w:p>
             <w:r>
-              <w:t>0.926 [0.859, 0.986]</w:t>
+              <w:t>[0.539, 0.707]</w:t>
             </w:r>
           </w:p>
         </w:tc>
         <w:tc>
           <w:tcPr>
-            <w:tcW w:type="dxa" w:w="960"/>
+            <w:tcW w:type="dxa" w:w="576"/>
+          </w:tcPr>
+          <w:p>
+            <w:r>
+              <w:t>0.191</w:t>
+            </w:r>
+          </w:p>
+        </w:tc>
+        <w:tc>
+          <w:tcPr>
+            <w:tcW w:type="dxa" w:w="576"/>
+          </w:tcPr>
+          <w:p>
+            <w:r>
+              <w:t>[0.134, 0.243]</w:t>
+            </w:r>
+          </w:p>
+        </w:tc>
+        <w:tc>
+          <w:tcPr>
+            <w:tcW w:type="dxa" w:w="576"/>
+          </w:tcPr>
+          <w:p>
+            <w:r>
+              <w:t>[0.075, 0.247]</w:t>
+            </w:r>
+          </w:p>
+        </w:tc>
+        <w:tc>
+          <w:tcPr>
+            <w:tcW w:type="dxa" w:w="576"/>
+          </w:tcPr>
+          <w:p>
+            <w:r>
+              <w:t>0.926</w:t>
+            </w:r>
+          </w:p>
+        </w:tc>
+        <w:tc>
+          <w:tcPr>
+            <w:tcW w:type="dxa" w:w="576"/>
+          </w:tcPr>
+          <w:p>
+            <w:r>
+              <w:t>[0.859, 0.986]</w:t>
+            </w:r>
+          </w:p>
+        </w:tc>
+        <w:tc>
+          <w:tcPr>
+            <w:tcW w:type="dxa" w:w="576"/>
+          </w:tcPr>
+          <w:p>
+            <w:r>
+              <w:t>[0.789, 0.990]</w:t>
+            </w:r>
+          </w:p>
+        </w:tc>
+        <w:tc>
+          <w:tcPr>
+            <w:tcW w:type="dxa" w:w="576"/>
           </w:tcPr>
           <w:p>
             <w:r>
@@ -1477,7 +2443,7 @@
         </w:tc>
         <w:tc>
           <w:tcPr>
-            <w:tcW w:type="dxa" w:w="960"/>
+            <w:tcW w:type="dxa" w:w="576"/>
           </w:tcPr>
           <w:p>
             <w:r>
@@ -1487,7 +2453,7 @@
         </w:tc>
         <w:tc>
           <w:tcPr>
-            <w:tcW w:type="dxa" w:w="960"/>
+            <w:tcW w:type="dxa" w:w="576"/>
           </w:tcPr>
           <w:p>
             <w:r>
@@ -1499,7 +2465,7 @@
       <w:tr>
         <w:tc>
           <w:tcPr>
-            <w:tcW w:type="dxa" w:w="960"/>
+            <w:tcW w:type="dxa" w:w="576"/>
           </w:tcPr>
           <w:p>
             <w:r>
@@ -1509,7 +2475,7 @@
         </w:tc>
         <w:tc>
           <w:tcPr>
-            <w:tcW w:type="dxa" w:w="960"/>
+            <w:tcW w:type="dxa" w:w="576"/>
           </w:tcPr>
           <w:p>
             <w:r>
@@ -1519,47 +2485,107 @@
         </w:tc>
         <w:tc>
           <w:tcPr>
-            <w:tcW w:type="dxa" w:w="960"/>
+            <w:tcW w:type="dxa" w:w="576"/>
           </w:tcPr>
           <w:p>
             <w:r>
-              <w:t>20 d</w:t>
+              <w:t>20</w:t>
             </w:r>
           </w:p>
         </w:tc>
         <w:tc>
           <w:tcPr>
-            <w:tcW w:type="dxa" w:w="960"/>
+            <w:tcW w:type="dxa" w:w="576"/>
           </w:tcPr>
           <w:p>
             <w:r>
-              <w:t>0.675 [0.585, 0.776]</w:t>
+              <w:t>0.675</w:t>
             </w:r>
           </w:p>
         </w:tc>
         <w:tc>
           <w:tcPr>
-            <w:tcW w:type="dxa" w:w="960"/>
+            <w:tcW w:type="dxa" w:w="576"/>
           </w:tcPr>
           <w:p>
             <w:r>
-              <w:t>0.158 [0.105, 0.209]</w:t>
+              <w:t>[0.585, 0.776]</w:t>
             </w:r>
           </w:p>
         </w:tc>
         <w:tc>
           <w:tcPr>
-            <w:tcW w:type="dxa" w:w="960"/>
+            <w:tcW w:type="dxa" w:w="576"/>
           </w:tcPr>
           <w:p>
             <w:r>
-              <w:t>0.944 [0.879, 1.000]</w:t>
+              <w:t>[0.585, 0.776]</w:t>
             </w:r>
           </w:p>
         </w:tc>
         <w:tc>
           <w:tcPr>
-            <w:tcW w:type="dxa" w:w="960"/>
+            <w:tcW w:type="dxa" w:w="576"/>
+          </w:tcPr>
+          <w:p>
+            <w:r>
+              <w:t>0.158</w:t>
+            </w:r>
+          </w:p>
+        </w:tc>
+        <w:tc>
+          <w:tcPr>
+            <w:tcW w:type="dxa" w:w="576"/>
+          </w:tcPr>
+          <w:p>
+            <w:r>
+              <w:t>[0.105, 0.209]</w:t>
+            </w:r>
+          </w:p>
+        </w:tc>
+        <w:tc>
+          <w:tcPr>
+            <w:tcW w:type="dxa" w:w="576"/>
+          </w:tcPr>
+          <w:p>
+            <w:r>
+              <w:t>[0.114, 0.364]</w:t>
+            </w:r>
+          </w:p>
+        </w:tc>
+        <w:tc>
+          <w:tcPr>
+            <w:tcW w:type="dxa" w:w="576"/>
+          </w:tcPr>
+          <w:p>
+            <w:r>
+              <w:t>0.944</w:t>
+            </w:r>
+          </w:p>
+        </w:tc>
+        <w:tc>
+          <w:tcPr>
+            <w:tcW w:type="dxa" w:w="576"/>
+          </w:tcPr>
+          <w:p>
+            <w:r>
+              <w:t>[0.879, 1.000]</w:t>
+            </w:r>
+          </w:p>
+        </w:tc>
+        <w:tc>
+          <w:tcPr>
+            <w:tcW w:type="dxa" w:w="576"/>
+          </w:tcPr>
+          <w:p>
+            <w:r>
+              <w:t>[0.746, 1.000]</w:t>
+            </w:r>
+          </w:p>
+        </w:tc>
+        <w:tc>
+          <w:tcPr>
+            <w:tcW w:type="dxa" w:w="576"/>
           </w:tcPr>
           <w:p>
             <w:r>
@@ -1569,7 +2595,7 @@
         </w:tc>
         <w:tc>
           <w:tcPr>
-            <w:tcW w:type="dxa" w:w="960"/>
+            <w:tcW w:type="dxa" w:w="576"/>
           </w:tcPr>
           <w:p>
             <w:r>
@@ -1579,7 +2605,7 @@
         </w:tc>
         <w:tc>
           <w:tcPr>
-            <w:tcW w:type="dxa" w:w="960"/>
+            <w:tcW w:type="dxa" w:w="576"/>
           </w:tcPr>
           <w:p>
             <w:r>
